--- a/DEPED_docs/NarrativeReport_Template.docx
+++ b/DEPED_docs/NarrativeReport_Template.docx
@@ -1,6 +1,6 @@
 
 <file path=word/document.xml><?xml version="1.0" encoding="utf-8"?>
-<w:document xmlns:wpc="http://schemas.microsoft.com/office/word/2010/wordprocessingCanvas" xmlns:cx="http://schemas.microsoft.com/office/drawing/2014/chartex" xmlns:cx1="http://schemas.microsoft.com/office/drawing/2015/9/8/chartex" xmlns:cx2="http://schemas.microsoft.com/office/drawing/2015/10/21/chartex" xmlns:cx3="http://schemas.microsoft.com/office/drawing/2016/5/9/chartex" xmlns:cx4="http://schemas.microsoft.com/office/drawing/2016/5/10/chartex" xmlns:cx5="http://schemas.microsoft.com/office/drawing/2016/5/11/chartex" xmlns:cx6="http://schemas.microsoft.com/office/drawing/2016/5/12/chartex" xmlns:cx7="http://schemas.microsoft.com/office/drawing/2016/5/13/chartex" xmlns:cx8="http://schemas.microsoft.com/office/drawing/2016/5/14/chartex" xmlns:mc="http://schemas.openxmlformats.org/markup-compatibility/2006" xmlns:aink="http://schemas.microsoft.com/office/drawing/2016/ink" xmlns:am3d="http://schemas.microsoft.com/office/drawing/2017/model3d" xmlns:o="urn:schemas-microsoft-com:office:office" xmlns:oel="http://schemas.microsoft.com/office/2019/extlst" xmlns:r="http://schemas.openxmlformats.org/officeDocument/2006/relationships" xmlns:m="http://schemas.openxmlformats.org/officeDocument/2006/math" xmlns:v="urn:schemas-microsoft-com:vml" xmlns:wp14="http://schemas.microsoft.com/office/word/2010/wordprocessingDrawing" xmlns:wp="http://schemas.openxmlformats.org/drawingml/2006/wordprocessingDrawing" xmlns:w10="urn:schemas-microsoft-com:office:word" xmlns:w="http://schemas.openxmlformats.org/wordprocessingml/2006/main" xmlns:w14="http://schemas.microsoft.com/office/word/2010/wordml" xmlns:w15="http://schemas.microsoft.com/office/word/2012/wordml" xmlns:w16cex="http://schemas.microsoft.com/office/word/2018/wordml/cex" xmlns:w16cid="http://schemas.microsoft.com/office/word/2016/wordml/cid" xmlns:w16="http://schemas.microsoft.com/office/word/2018/wordml" xmlns:w16du="http://schemas.microsoft.com/office/word/2023/wordml/word16du" xmlns:w16sdtdh="http://schemas.microsoft.com/office/word/2020/wordml/sdtdatahash" xmlns:w16sdtfl="http://schemas.microsoft.com/office/word/2024/wordml/sdtformatlock" xmlns:w16se="http://schemas.microsoft.com/office/word/2015/wordml/symex" xmlns:wpg="http://schemas.microsoft.com/office/word/2010/wordprocessingGroup" xmlns:wpi="http://schemas.microsoft.com/office/word/2010/wordprocessingInk" xmlns:wne="http://schemas.microsoft.com/office/word/2006/wordml" xmlns:wps="http://schemas.microsoft.com/office/word/2010/wordprocessingShape" mc:Ignorable="w14 w15 w16se w16cid w16 w16cex w16sdtdh w16sdtfl w16du wp14">
+<w:document xmlns:wpc="http://schemas.microsoft.com/office/word/2010/wordprocessingCanvas" xmlns:cx="http://schemas.microsoft.com/office/drawing/2014/chartex" xmlns:cx1="http://schemas.microsoft.com/office/drawing/2015/9/8/chartex" xmlns:cx2="http://schemas.microsoft.com/office/drawing/2015/10/21/chartex" xmlns:cx3="http://schemas.microsoft.com/office/drawing/2016/5/9/chartex" xmlns:cx4="http://schemas.microsoft.com/office/drawing/2016/5/10/chartex" xmlns:cx5="http://schemas.microsoft.com/office/drawing/2016/5/11/chartex" xmlns:cx6="http://schemas.microsoft.com/office/drawing/2016/5/12/chartex" xmlns:cx7="http://schemas.microsoft.com/office/drawing/2016/5/13/chartex" xmlns:cx8="http://schemas.microsoft.com/office/drawing/2016/5/14/chartex" xmlns:mc="http://schemas.openxmlformats.org/markup-compatibility/2006" xmlns:aink="http://schemas.microsoft.com/office/drawing/2016/ink" xmlns:am3d="http://schemas.microsoft.com/office/drawing/2017/model3d" xmlns:o="urn:schemas-microsoft-com:office:office" xmlns:oel="http://schemas.microsoft.com/office/2019/extlst" xmlns:r="http://schemas.openxmlformats.org/officeDocument/2006/relationships" xmlns:m="http://schemas.openxmlformats.org/officeDocument/2006/math" xmlns:v="urn:schemas-microsoft-com:vml" xmlns:wp14="http://schemas.microsoft.com/office/word/2010/wordprocessingDrawing" xmlns:wp="http://schemas.openxmlformats.org/drawingml/2006/wordprocessingDrawing" xmlns:w10="urn:schemas-microsoft-com:office:word" xmlns:w="http://schemas.openxmlformats.org/wordprocessingml/2006/main" xmlns:w14="http://schemas.microsoft.com/office/word/2010/wordml" xmlns:w15="http://schemas.microsoft.com/office/word/2012/wordml" xmlns:w16cei="http://schemas.microsoft.com/office/word/2026/wordml/cei" xmlns:w16cex="http://schemas.microsoft.com/office/word/2018/wordml/cex" xmlns:w16cid="http://schemas.microsoft.com/office/word/2016/wordml/cid" xmlns:w16="http://schemas.microsoft.com/office/word/2018/wordml" xmlns:w16du="http://schemas.microsoft.com/office/word/2023/wordml/word16du" xmlns:w16sdtdh="http://schemas.microsoft.com/office/word/2020/wordml/sdtdatahash" xmlns:w16sdtfl="http://schemas.microsoft.com/office/word/2024/wordml/sdtformatlock" xmlns:w16se="http://schemas.microsoft.com/office/word/2015/wordml/symex" xmlns:wpg="http://schemas.microsoft.com/office/word/2010/wordprocessingGroup" xmlns:wpi="http://schemas.microsoft.com/office/word/2010/wordprocessingInk" xmlns:wne="http://schemas.microsoft.com/office/word/2006/wordml" xmlns:wps="http://schemas.microsoft.com/office/word/2010/wordprocessingShape" mc:Ignorable="w14 w15 w16se w16cid w16 w16cex w16sdtdh w16sdtfl w16du wp14">
   <w:body>
     <w:p>
       <w:pPr>
@@ -64,25 +64,7 @@
           <w:b/>
           <w:bCs/>
         </w:rPr>
-        <w:t xml:space="preserve">{{ </w:t>
-      </w:r>
-      <w:proofErr w:type="spellStart"/>
-      <w:r>
-        <w:rPr>
-          <w:rFonts w:ascii="Century Gothic" w:hAnsi="Century Gothic"/>
-          <w:b/>
-          <w:bCs/>
-        </w:rPr>
-        <w:t>term_year</w:t>
-      </w:r>
-      <w:proofErr w:type="spellEnd"/>
-      <w:r>
-        <w:rPr>
-          <w:rFonts w:ascii="Century Gothic" w:hAnsi="Century Gothic"/>
-          <w:b/>
-          <w:bCs/>
-        </w:rPr>
-        <w:t xml:space="preserve"> }}</w:t>
+        <w:t>2025-2026</w:t>
       </w:r>
     </w:p>
     <w:p>
@@ -98,9 +80,9 @@
         </w:tabs>
         <w:spacing w:after="0" w:line="480" w:lineRule="auto"/>
         <w:rPr>
-          <w:rFonts w:ascii="Century Gothic" w:hAnsi="Century Gothic"/>
-          <w:b/>
-          <w:bCs/>
+          <w:rFonts w:ascii="Century Gothic" w:eastAsia="Times New Roman" w:hAnsi="Century Gothic" w:cs="Times New Roman"/>
+          <w:bCs/>
+          <w:lang w:eastAsia="en-PH"/>
         </w:rPr>
       </w:pPr>
       <w:r>
@@ -110,6 +92,24 @@
           <w:bCs/>
         </w:rPr>
         <w:t xml:space="preserve">I. LAC Session Topic: </w:t>
+      </w:r>
+      <w:r>
+        <w:rPr>
+          <w:rFonts w:ascii="Century Gothic" w:hAnsi="Century Gothic"/>
+        </w:rPr>
+        <w:t>{{ session_</w:t>
+      </w:r>
+      <w:r>
+        <w:rPr>
+          <w:rFonts w:ascii="Century Gothic" w:hAnsi="Century Gothic"/>
+        </w:rPr>
+        <w:t>topic</w:t>
+      </w:r>
+      <w:r>
+        <w:rPr>
+          <w:rFonts w:ascii="Century Gothic" w:hAnsi="Century Gothic"/>
+        </w:rPr>
+        <w:t xml:space="preserve"> }}</w:t>
       </w:r>
     </w:p>
     <w:p>
@@ -125,42 +125,41 @@
         </w:tabs>
         <w:spacing w:after="0" w:line="480" w:lineRule="auto"/>
         <w:rPr>
-          <w:rFonts w:ascii="Century Gothic" w:eastAsia="Times New Roman" w:hAnsi="Century Gothic" w:cs="Times New Roman"/>
-          <w:lang w:eastAsia="en-PH"/>
-        </w:rPr>
-      </w:pPr>
-      <w:r>
-        <w:rPr>
-          <w:rFonts w:ascii="Century Gothic" w:hAnsi="Century Gothic"/>
-        </w:rPr>
-        <w:t xml:space="preserve">{{ </w:t>
-      </w:r>
-      <w:proofErr w:type="spellStart"/>
-      <w:r>
-        <w:rPr>
-          <w:rFonts w:ascii="Century Gothic" w:hAnsi="Century Gothic"/>
-        </w:rPr>
-        <w:t>session_topic</w:t>
-      </w:r>
-      <w:proofErr w:type="spellEnd"/>
-      <w:r>
-        <w:rPr>
-          <w:rFonts w:ascii="Century Gothic" w:hAnsi="Century Gothic"/>
-        </w:rPr>
-        <w:t xml:space="preserve"> }}</w:t>
-      </w:r>
-    </w:p>
-    <w:p>
-      <w:pPr>
-        <w:tabs>
-          <w:tab w:val="left" w:pos="720"/>
-          <w:tab w:val="left" w:pos="1440"/>
-          <w:tab w:val="left" w:pos="2160"/>
-          <w:tab w:val="left" w:pos="2880"/>
-          <w:tab w:val="left" w:pos="3600"/>
-          <w:tab w:val="left" w:pos="4320"/>
-          <w:tab w:val="left" w:pos="5406"/>
-        </w:tabs>
+          <w:rFonts w:ascii="Century Gothic" w:hAnsi="Century Gothic"/>
+        </w:rPr>
+      </w:pPr>
+      <w:r>
+        <w:rPr>
+          <w:rFonts w:ascii="Century Gothic" w:hAnsi="Century Gothic"/>
+          <w:b/>
+          <w:bCs/>
+        </w:rPr>
+        <w:t>II. LAC Session Speaker:</w:t>
+      </w:r>
+      <w:r>
+        <w:rPr>
+          <w:rFonts w:ascii="Century Gothic" w:hAnsi="Century Gothic"/>
+        </w:rPr>
+        <w:t xml:space="preserve"> </w:t>
+      </w:r>
+      <w:r>
+        <w:rPr>
+          <w:rFonts w:ascii="Century Gothic" w:hAnsi="Century Gothic"/>
+        </w:rPr>
+        <w:t xml:space="preserve">{{ session_speaker }}      </w:t>
+      </w:r>
+      <w:r>
+        <w:rPr>
+          <w:rFonts w:ascii="Century Gothic" w:hAnsi="Century Gothic"/>
+          <w:b/>
+          <w:bCs/>
+        </w:rPr>
+        <w:tab/>
+        <w:t xml:space="preserve">      </w:t>
+      </w:r>
+    </w:p>
+    <w:p>
+      <w:pPr>
         <w:spacing w:after="0" w:line="480" w:lineRule="auto"/>
         <w:rPr>
           <w:rFonts w:ascii="Century Gothic" w:hAnsi="Century Gothic"/>
@@ -172,52 +171,19 @@
           <w:b/>
           <w:bCs/>
         </w:rPr>
-        <w:t>II. LAC Session Speaker</w:t>
-      </w:r>
-      <w:r>
-        <w:rPr>
-          <w:rFonts w:ascii="Century Gothic" w:hAnsi="Century Gothic"/>
-          <w:b/>
-          <w:bCs/>
-        </w:rPr>
-        <w:t>:</w:t>
-      </w:r>
-      <w:r>
-        <w:rPr>
-          <w:rFonts w:ascii="Century Gothic" w:hAnsi="Century Gothic"/>
-          <w:b/>
-          <w:bCs/>
-        </w:rPr>
-        <w:tab/>
-      </w:r>
-      <w:r>
-        <w:rPr>
-          <w:rFonts w:ascii="Century Gothic" w:hAnsi="Century Gothic"/>
-        </w:rPr>
-        <w:br/>
-        <w:t xml:space="preserve">{{ </w:t>
-      </w:r>
-      <w:proofErr w:type="spellStart"/>
-      <w:r>
-        <w:rPr>
-          <w:rFonts w:ascii="Century Gothic" w:hAnsi="Century Gothic"/>
-        </w:rPr>
-        <w:t>session_speaker</w:t>
-      </w:r>
-      <w:proofErr w:type="spellEnd"/>
-      <w:r>
-        <w:rPr>
-          <w:rFonts w:ascii="Century Gothic" w:hAnsi="Century Gothic"/>
-        </w:rPr>
-        <w:t xml:space="preserve"> }}</w:t>
-      </w:r>
-      <w:r>
-        <w:rPr>
-          <w:rFonts w:ascii="Century Gothic" w:hAnsi="Century Gothic"/>
-          <w:b/>
-          <w:bCs/>
-        </w:rPr>
-        <w:t xml:space="preserve">      </w:t>
+        <w:t>III. Date &amp; Time</w:t>
+      </w:r>
+      <w:r>
+        <w:rPr>
+          <w:rFonts w:ascii="Century Gothic" w:hAnsi="Century Gothic"/>
+        </w:rPr>
+        <w:t xml:space="preserve">: </w:t>
+      </w:r>
+      <w:r>
+        <w:rPr>
+          <w:rFonts w:ascii="Century Gothic" w:hAnsi="Century Gothic"/>
+        </w:rPr>
+        <w:t>{{ date_time }}</w:t>
       </w:r>
     </w:p>
     <w:p>
@@ -233,89 +199,24 @@
           <w:b/>
           <w:bCs/>
         </w:rPr>
-        <w:t>III. Date &amp; Time</w:t>
-      </w:r>
-      <w:r>
-        <w:rPr>
-          <w:rFonts w:ascii="Century Gothic" w:hAnsi="Century Gothic"/>
-        </w:rPr>
-        <w:t xml:space="preserve">: </w:t>
-      </w:r>
-      <w:r>
-        <w:rPr>
-          <w:rFonts w:ascii="Century Gothic" w:hAnsi="Century Gothic"/>
-        </w:rPr>
-        <w:br/>
-        <w:t xml:space="preserve">{{ </w:t>
-      </w:r>
-      <w:proofErr w:type="spellStart"/>
-      <w:r>
-        <w:rPr>
-          <w:rFonts w:ascii="Century Gothic" w:hAnsi="Century Gothic"/>
-        </w:rPr>
-        <w:t>date_time</w:t>
-      </w:r>
-      <w:proofErr w:type="spellEnd"/>
-      <w:r>
-        <w:rPr>
-          <w:rFonts w:ascii="Century Gothic" w:hAnsi="Century Gothic"/>
-        </w:rPr>
-        <w:t xml:space="preserve"> }}</w:t>
+        <w:t>IV. Venue</w:t>
+      </w:r>
+      <w:r>
+        <w:rPr>
+          <w:rFonts w:ascii="Century Gothic" w:hAnsi="Century Gothic"/>
+        </w:rPr>
+        <w:t xml:space="preserve">:  </w:t>
+      </w:r>
+      <w:r>
+        <w:rPr>
+          <w:rFonts w:ascii="Century Gothic" w:hAnsi="Century Gothic"/>
+        </w:rPr>
+        <w:t>{{ session_venue }}</w:t>
       </w:r>
     </w:p>
     <w:p>
       <w:pPr>
         <w:spacing w:after="0" w:line="480" w:lineRule="auto"/>
-        <w:rPr>
-          <w:rFonts w:ascii="Century Gothic" w:hAnsi="Century Gothic"/>
-        </w:rPr>
-      </w:pPr>
-      <w:r>
-        <w:rPr>
-          <w:rFonts w:ascii="Century Gothic" w:hAnsi="Century Gothic"/>
-          <w:b/>
-          <w:bCs/>
-        </w:rPr>
-        <w:t>IV. Venue</w:t>
-      </w:r>
-      <w:r>
-        <w:rPr>
-          <w:rFonts w:ascii="Century Gothic" w:hAnsi="Century Gothic"/>
-        </w:rPr>
-        <w:t xml:space="preserve">:  </w:t>
-      </w:r>
-    </w:p>
-    <w:p>
-      <w:pPr>
-        <w:spacing w:after="0" w:line="480" w:lineRule="auto"/>
-        <w:rPr>
-          <w:rFonts w:ascii="Century Gothic" w:hAnsi="Century Gothic"/>
-        </w:rPr>
-      </w:pPr>
-      <w:r>
-        <w:rPr>
-          <w:rFonts w:ascii="Century Gothic" w:hAnsi="Century Gothic"/>
-        </w:rPr>
-        <w:t xml:space="preserve">{{ </w:t>
-      </w:r>
-      <w:proofErr w:type="spellStart"/>
-      <w:r>
-        <w:rPr>
-          <w:rFonts w:ascii="Century Gothic" w:hAnsi="Century Gothic"/>
-        </w:rPr>
-        <w:t>session_venue</w:t>
-      </w:r>
-      <w:proofErr w:type="spellEnd"/>
-      <w:r>
-        <w:rPr>
-          <w:rFonts w:ascii="Century Gothic" w:hAnsi="Century Gothic"/>
-        </w:rPr>
-        <w:t xml:space="preserve"> }}</w:t>
-      </w:r>
-    </w:p>
-    <w:p>
-      <w:pPr>
-        <w:spacing w:after="0"/>
         <w:rPr>
           <w:rFonts w:ascii="Century Gothic" w:hAnsi="Century Gothic"/>
           <w:b/>
@@ -460,33 +361,7 @@
               <w:rPr>
                 <w:rFonts w:ascii="Century Gothic" w:hAnsi="Century Gothic"/>
               </w:rPr>
-              <w:t>{% for attendee in attendance %}</w:t>
-            </w:r>
-            <w:r>
-              <w:rPr>
-                <w:rFonts w:ascii="Century Gothic" w:hAnsi="Century Gothic"/>
-              </w:rPr>
-              <w:t xml:space="preserve"> </w:t>
-            </w:r>
-            <w:r>
-              <w:rPr>
-                <w:rFonts w:ascii="Century Gothic" w:hAnsi="Century Gothic"/>
-              </w:rPr>
-              <w:t xml:space="preserve">{{ </w:t>
-            </w:r>
-            <w:proofErr w:type="spellStart"/>
-            <w:r>
-              <w:rPr>
-                <w:rFonts w:ascii="Century Gothic" w:hAnsi="Century Gothic"/>
-              </w:rPr>
-              <w:t>attendee_name</w:t>
-            </w:r>
-            <w:proofErr w:type="spellEnd"/>
-            <w:r>
-              <w:rPr>
-                <w:rFonts w:ascii="Century Gothic" w:hAnsi="Century Gothic"/>
-              </w:rPr>
-              <w:t xml:space="preserve"> }}</w:t>
+              <w:t>---</w:t>
             </w:r>
           </w:p>
         </w:tc>
@@ -507,7 +382,7 @@
               <w:rPr>
                 <w:rFonts w:ascii="Century Gothic" w:hAnsi="Century Gothic"/>
               </w:rPr>
-              <w:t>{{ attendee_position }}</w:t>
+              <w:t>---</w:t>
             </w:r>
           </w:p>
         </w:tc>
@@ -528,7 +403,7 @@
               <w:rPr>
                 <w:rFonts w:ascii="Century Gothic" w:hAnsi="Century Gothic"/>
               </w:rPr>
-              <w:t>{% endfor %}</w:t>
+              <w:t>---</w:t>
             </w:r>
           </w:p>
         </w:tc>
@@ -550,6 +425,12 @@
                 <w:rFonts w:ascii="Century Gothic" w:hAnsi="Century Gothic"/>
               </w:rPr>
             </w:pPr>
+            <w:r>
+              <w:rPr>
+                <w:rFonts w:ascii="Century Gothic" w:hAnsi="Century Gothic"/>
+              </w:rPr>
+              <w:t>---</w:t>
+            </w:r>
           </w:p>
         </w:tc>
         <w:tc>
@@ -565,6 +446,12 @@
                 <w:rFonts w:ascii="Century Gothic" w:hAnsi="Century Gothic"/>
               </w:rPr>
             </w:pPr>
+            <w:r>
+              <w:rPr>
+                <w:rFonts w:ascii="Century Gothic" w:hAnsi="Century Gothic"/>
+              </w:rPr>
+              <w:t>---</w:t>
+            </w:r>
           </w:p>
         </w:tc>
         <w:tc>
@@ -580,6 +467,12 @@
                 <w:rFonts w:ascii="Century Gothic" w:hAnsi="Century Gothic"/>
               </w:rPr>
             </w:pPr>
+            <w:r>
+              <w:rPr>
+                <w:rFonts w:ascii="Century Gothic" w:hAnsi="Century Gothic"/>
+              </w:rPr>
+              <w:t>---</w:t>
+            </w:r>
           </w:p>
         </w:tc>
       </w:tr>
@@ -600,6 +493,12 @@
                 <w:rFonts w:ascii="Century Gothic" w:hAnsi="Century Gothic"/>
               </w:rPr>
             </w:pPr>
+            <w:r>
+              <w:rPr>
+                <w:rFonts w:ascii="Century Gothic" w:hAnsi="Century Gothic"/>
+              </w:rPr>
+              <w:t>---</w:t>
+            </w:r>
           </w:p>
         </w:tc>
         <w:tc>
@@ -615,6 +514,12 @@
                 <w:rFonts w:ascii="Century Gothic" w:hAnsi="Century Gothic"/>
               </w:rPr>
             </w:pPr>
+            <w:r>
+              <w:rPr>
+                <w:rFonts w:ascii="Century Gothic" w:hAnsi="Century Gothic"/>
+              </w:rPr>
+              <w:t>---</w:t>
+            </w:r>
           </w:p>
         </w:tc>
         <w:tc>
@@ -630,6 +535,12 @@
                 <w:rFonts w:ascii="Century Gothic" w:hAnsi="Century Gothic"/>
               </w:rPr>
             </w:pPr>
+            <w:r>
+              <w:rPr>
+                <w:rFonts w:ascii="Century Gothic" w:hAnsi="Century Gothic"/>
+              </w:rPr>
+              <w:t>---</w:t>
+            </w:r>
           </w:p>
         </w:tc>
       </w:tr>
@@ -650,6 +561,12 @@
                 <w:rFonts w:ascii="Century Gothic" w:hAnsi="Century Gothic"/>
               </w:rPr>
             </w:pPr>
+            <w:r>
+              <w:rPr>
+                <w:rFonts w:ascii="Century Gothic" w:hAnsi="Century Gothic"/>
+              </w:rPr>
+              <w:t>---</w:t>
+            </w:r>
           </w:p>
         </w:tc>
         <w:tc>
@@ -665,6 +582,12 @@
                 <w:rFonts w:ascii="Century Gothic" w:hAnsi="Century Gothic"/>
               </w:rPr>
             </w:pPr>
+            <w:r>
+              <w:rPr>
+                <w:rFonts w:ascii="Century Gothic" w:hAnsi="Century Gothic"/>
+              </w:rPr>
+              <w:t>---</w:t>
+            </w:r>
           </w:p>
         </w:tc>
         <w:tc>
@@ -680,6 +603,12 @@
                 <w:rFonts w:ascii="Century Gothic" w:hAnsi="Century Gothic"/>
               </w:rPr>
             </w:pPr>
+            <w:r>
+              <w:rPr>
+                <w:rFonts w:ascii="Century Gothic" w:hAnsi="Century Gothic"/>
+              </w:rPr>
+              <w:t>---</w:t>
+            </w:r>
           </w:p>
         </w:tc>
       </w:tr>
@@ -700,6 +629,12 @@
                 <w:rFonts w:ascii="Century Gothic" w:hAnsi="Century Gothic"/>
               </w:rPr>
             </w:pPr>
+            <w:r>
+              <w:rPr>
+                <w:rFonts w:ascii="Century Gothic" w:hAnsi="Century Gothic"/>
+              </w:rPr>
+              <w:t>---</w:t>
+            </w:r>
           </w:p>
         </w:tc>
         <w:tc>
@@ -715,6 +650,12 @@
                 <w:rFonts w:ascii="Century Gothic" w:hAnsi="Century Gothic"/>
               </w:rPr>
             </w:pPr>
+            <w:r>
+              <w:rPr>
+                <w:rFonts w:ascii="Century Gothic" w:hAnsi="Century Gothic"/>
+              </w:rPr>
+              <w:t>---</w:t>
+            </w:r>
           </w:p>
         </w:tc>
         <w:tc>
@@ -730,6 +671,12 @@
                 <w:rFonts w:ascii="Century Gothic" w:hAnsi="Century Gothic"/>
               </w:rPr>
             </w:pPr>
+            <w:r>
+              <w:rPr>
+                <w:rFonts w:ascii="Century Gothic" w:hAnsi="Century Gothic"/>
+              </w:rPr>
+              <w:t>---</w:t>
+            </w:r>
           </w:p>
         </w:tc>
       </w:tr>
@@ -750,6 +697,12 @@
                 <w:rFonts w:ascii="Century Gothic" w:hAnsi="Century Gothic"/>
               </w:rPr>
             </w:pPr>
+            <w:r>
+              <w:rPr>
+                <w:rFonts w:ascii="Century Gothic" w:hAnsi="Century Gothic"/>
+              </w:rPr>
+              <w:t>---</w:t>
+            </w:r>
           </w:p>
         </w:tc>
         <w:tc>
@@ -765,6 +718,12 @@
                 <w:rFonts w:ascii="Century Gothic" w:hAnsi="Century Gothic"/>
               </w:rPr>
             </w:pPr>
+            <w:r>
+              <w:rPr>
+                <w:rFonts w:ascii="Century Gothic" w:hAnsi="Century Gothic"/>
+              </w:rPr>
+              <w:t>---</w:t>
+            </w:r>
           </w:p>
         </w:tc>
         <w:tc>
@@ -780,6 +739,12 @@
                 <w:rFonts w:ascii="Century Gothic" w:hAnsi="Century Gothic"/>
               </w:rPr>
             </w:pPr>
+            <w:r>
+              <w:rPr>
+                <w:rFonts w:ascii="Century Gothic" w:hAnsi="Century Gothic"/>
+              </w:rPr>
+              <w:t>---</w:t>
+            </w:r>
           </w:p>
         </w:tc>
       </w:tr>
@@ -800,6 +765,12 @@
                 <w:rFonts w:ascii="Century Gothic" w:hAnsi="Century Gothic"/>
               </w:rPr>
             </w:pPr>
+            <w:r>
+              <w:rPr>
+                <w:rFonts w:ascii="Century Gothic" w:hAnsi="Century Gothic"/>
+              </w:rPr>
+              <w:t>---</w:t>
+            </w:r>
           </w:p>
         </w:tc>
         <w:tc>
@@ -815,6 +786,12 @@
                 <w:rFonts w:ascii="Century Gothic" w:hAnsi="Century Gothic"/>
               </w:rPr>
             </w:pPr>
+            <w:r>
+              <w:rPr>
+                <w:rFonts w:ascii="Century Gothic" w:hAnsi="Century Gothic"/>
+              </w:rPr>
+              <w:t>---</w:t>
+            </w:r>
           </w:p>
         </w:tc>
         <w:tc>
@@ -830,6 +807,12 @@
                 <w:rFonts w:ascii="Century Gothic" w:hAnsi="Century Gothic"/>
               </w:rPr>
             </w:pPr>
+            <w:r>
+              <w:rPr>
+                <w:rFonts w:ascii="Century Gothic" w:hAnsi="Century Gothic"/>
+              </w:rPr>
+              <w:t>---</w:t>
+            </w:r>
           </w:p>
         </w:tc>
       </w:tr>
@@ -850,6 +833,12 @@
                 <w:rFonts w:ascii="Century Gothic" w:hAnsi="Century Gothic"/>
               </w:rPr>
             </w:pPr>
+            <w:r>
+              <w:rPr>
+                <w:rFonts w:ascii="Century Gothic" w:hAnsi="Century Gothic"/>
+              </w:rPr>
+              <w:t>---</w:t>
+            </w:r>
           </w:p>
         </w:tc>
         <w:tc>
@@ -865,6 +854,12 @@
                 <w:rFonts w:ascii="Century Gothic" w:hAnsi="Century Gothic"/>
               </w:rPr>
             </w:pPr>
+            <w:r>
+              <w:rPr>
+                <w:rFonts w:ascii="Century Gothic" w:hAnsi="Century Gothic"/>
+              </w:rPr>
+              <w:t>---</w:t>
+            </w:r>
           </w:p>
         </w:tc>
         <w:tc>
@@ -880,6 +875,12 @@
                 <w:rFonts w:ascii="Century Gothic" w:hAnsi="Century Gothic"/>
               </w:rPr>
             </w:pPr>
+            <w:r>
+              <w:rPr>
+                <w:rFonts w:ascii="Century Gothic" w:hAnsi="Century Gothic"/>
+              </w:rPr>
+              <w:t>---</w:t>
+            </w:r>
           </w:p>
         </w:tc>
       </w:tr>
@@ -900,6 +901,12 @@
                 <w:rFonts w:ascii="Century Gothic" w:hAnsi="Century Gothic"/>
               </w:rPr>
             </w:pPr>
+            <w:r>
+              <w:rPr>
+                <w:rFonts w:ascii="Century Gothic" w:hAnsi="Century Gothic"/>
+              </w:rPr>
+              <w:t>---</w:t>
+            </w:r>
           </w:p>
         </w:tc>
         <w:tc>
@@ -915,6 +922,12 @@
                 <w:rFonts w:ascii="Century Gothic" w:hAnsi="Century Gothic"/>
               </w:rPr>
             </w:pPr>
+            <w:r>
+              <w:rPr>
+                <w:rFonts w:ascii="Century Gothic" w:hAnsi="Century Gothic"/>
+              </w:rPr>
+              <w:t>---</w:t>
+            </w:r>
           </w:p>
         </w:tc>
         <w:tc>
@@ -930,6 +943,12 @@
                 <w:rFonts w:ascii="Century Gothic" w:hAnsi="Century Gothic"/>
               </w:rPr>
             </w:pPr>
+            <w:r>
+              <w:rPr>
+                <w:rFonts w:ascii="Century Gothic" w:hAnsi="Century Gothic"/>
+              </w:rPr>
+              <w:t>---</w:t>
+            </w:r>
           </w:p>
         </w:tc>
       </w:tr>
@@ -950,6 +969,12 @@
                 <w:rFonts w:ascii="Century Gothic" w:hAnsi="Century Gothic"/>
               </w:rPr>
             </w:pPr>
+            <w:r>
+              <w:rPr>
+                <w:rFonts w:ascii="Century Gothic" w:hAnsi="Century Gothic"/>
+              </w:rPr>
+              <w:t>---</w:t>
+            </w:r>
           </w:p>
         </w:tc>
         <w:tc>
@@ -965,6 +990,12 @@
                 <w:rFonts w:ascii="Century Gothic" w:hAnsi="Century Gothic"/>
               </w:rPr>
             </w:pPr>
+            <w:r>
+              <w:rPr>
+                <w:rFonts w:ascii="Century Gothic" w:hAnsi="Century Gothic"/>
+              </w:rPr>
+              <w:t>---</w:t>
+            </w:r>
           </w:p>
         </w:tc>
         <w:tc>
@@ -980,6 +1011,12 @@
                 <w:rFonts w:ascii="Century Gothic" w:hAnsi="Century Gothic"/>
               </w:rPr>
             </w:pPr>
+            <w:r>
+              <w:rPr>
+                <w:rFonts w:ascii="Century Gothic" w:hAnsi="Century Gothic"/>
+              </w:rPr>
+              <w:t>---</w:t>
+            </w:r>
           </w:p>
         </w:tc>
       </w:tr>
@@ -1000,6 +1037,12 @@
                 <w:rFonts w:ascii="Century Gothic" w:hAnsi="Century Gothic"/>
               </w:rPr>
             </w:pPr>
+            <w:r>
+              <w:rPr>
+                <w:rFonts w:ascii="Century Gothic" w:hAnsi="Century Gothic"/>
+              </w:rPr>
+              <w:t>---</w:t>
+            </w:r>
           </w:p>
         </w:tc>
         <w:tc>
@@ -1015,6 +1058,12 @@
                 <w:rFonts w:ascii="Century Gothic" w:hAnsi="Century Gothic"/>
               </w:rPr>
             </w:pPr>
+            <w:r>
+              <w:rPr>
+                <w:rFonts w:ascii="Century Gothic" w:hAnsi="Century Gothic"/>
+              </w:rPr>
+              <w:t>---</w:t>
+            </w:r>
           </w:p>
         </w:tc>
         <w:tc>
@@ -1030,6 +1079,12 @@
                 <w:rFonts w:ascii="Century Gothic" w:hAnsi="Century Gothic"/>
               </w:rPr>
             </w:pPr>
+            <w:r>
+              <w:rPr>
+                <w:rFonts w:ascii="Century Gothic" w:hAnsi="Century Gothic"/>
+              </w:rPr>
+              <w:t>---</w:t>
+            </w:r>
           </w:p>
         </w:tc>
       </w:tr>
@@ -1050,6 +1105,12 @@
                 <w:rFonts w:ascii="Century Gothic" w:hAnsi="Century Gothic"/>
               </w:rPr>
             </w:pPr>
+            <w:r>
+              <w:rPr>
+                <w:rFonts w:ascii="Century Gothic" w:hAnsi="Century Gothic"/>
+              </w:rPr>
+              <w:t>---</w:t>
+            </w:r>
           </w:p>
         </w:tc>
         <w:tc>
@@ -1065,6 +1126,12 @@
                 <w:rFonts w:ascii="Century Gothic" w:hAnsi="Century Gothic"/>
               </w:rPr>
             </w:pPr>
+            <w:r>
+              <w:rPr>
+                <w:rFonts w:ascii="Century Gothic" w:hAnsi="Century Gothic"/>
+              </w:rPr>
+              <w:t>---</w:t>
+            </w:r>
           </w:p>
         </w:tc>
         <w:tc>
@@ -1080,6 +1147,12 @@
                 <w:rFonts w:ascii="Century Gothic" w:hAnsi="Century Gothic"/>
               </w:rPr>
             </w:pPr>
+            <w:r>
+              <w:rPr>
+                <w:rFonts w:ascii="Century Gothic" w:hAnsi="Century Gothic"/>
+              </w:rPr>
+              <w:t>---</w:t>
+            </w:r>
           </w:p>
         </w:tc>
       </w:tr>
@@ -1100,6 +1173,12 @@
                 <w:rFonts w:ascii="Century Gothic" w:hAnsi="Century Gothic"/>
               </w:rPr>
             </w:pPr>
+            <w:r>
+              <w:rPr>
+                <w:rFonts w:ascii="Century Gothic" w:hAnsi="Century Gothic"/>
+              </w:rPr>
+              <w:t>---</w:t>
+            </w:r>
           </w:p>
         </w:tc>
         <w:tc>
@@ -1115,6 +1194,12 @@
                 <w:rFonts w:ascii="Century Gothic" w:hAnsi="Century Gothic"/>
               </w:rPr>
             </w:pPr>
+            <w:r>
+              <w:rPr>
+                <w:rFonts w:ascii="Century Gothic" w:hAnsi="Century Gothic"/>
+              </w:rPr>
+              <w:t>---</w:t>
+            </w:r>
           </w:p>
         </w:tc>
         <w:tc>
@@ -1130,6 +1215,12 @@
                 <w:rFonts w:ascii="Century Gothic" w:hAnsi="Century Gothic"/>
               </w:rPr>
             </w:pPr>
+            <w:r>
+              <w:rPr>
+                <w:rFonts w:ascii="Century Gothic" w:hAnsi="Century Gothic"/>
+              </w:rPr>
+              <w:t>---</w:t>
+            </w:r>
           </w:p>
         </w:tc>
       </w:tr>
@@ -1164,28 +1255,16 @@
       <w:pPr>
         <w:spacing w:after="0" w:line="360" w:lineRule="auto"/>
         <w:rPr>
-          <w:rFonts w:ascii="Century Gothic" w:hAnsi="Century Gothic"/>
-        </w:rPr>
-      </w:pPr>
-      <w:r>
-        <w:rPr>
-          <w:rFonts w:ascii="Century Gothic" w:hAnsi="Century Gothic"/>
-        </w:rPr>
-        <w:t xml:space="preserve">{{ </w:t>
-      </w:r>
-      <w:proofErr w:type="spellStart"/>
-      <w:r>
-        <w:rPr>
-          <w:rFonts w:ascii="Century Gothic" w:hAnsi="Century Gothic"/>
-        </w:rPr>
-        <w:t>narrative_report</w:t>
-      </w:r>
-      <w:proofErr w:type="spellEnd"/>
-      <w:r>
-        <w:rPr>
-          <w:rFonts w:ascii="Century Gothic" w:hAnsi="Century Gothic"/>
-        </w:rPr>
-        <w:t xml:space="preserve"> }}</w:t>
+          <w:rFonts w:ascii="Century Gothic" w:eastAsia="Times New Roman" w:hAnsi="Century Gothic" w:cs="Times New Roman"/>
+          <w:lang w:eastAsia="en-PH"/>
+        </w:rPr>
+      </w:pPr>
+      <w:r>
+        <w:rPr>
+          <w:rFonts w:ascii="Century Gothic" w:eastAsia="Times New Roman" w:hAnsi="Century Gothic" w:cs="Times New Roman"/>
+          <w:lang w:eastAsia="en-PH"/>
+        </w:rPr>
+        <w:t>{{ narrative_report }}</w:t>
       </w:r>
     </w:p>
     <w:p>
@@ -1207,7 +1286,6 @@
           <w:vanish/>
           <w:lang w:eastAsia="en-PH"/>
         </w:rPr>
-        <w:lastRenderedPageBreak/>
         <w:t>Bottom of Form</w:t>
       </w:r>
     </w:p>
@@ -1238,48 +1316,33 @@
         <w:spacing w:after="0" w:line="240" w:lineRule="auto"/>
         <w:rPr>
           <w:rFonts w:ascii="Century Gothic" w:hAnsi="Century Gothic"/>
-        </w:rPr>
-      </w:pPr>
-      <w:r>
-        <w:rPr>
-          <w:rFonts w:ascii="Century Gothic" w:hAnsi="Century Gothic"/>
-        </w:rPr>
-        <w:t xml:space="preserve">{{ </w:t>
-      </w:r>
-      <w:proofErr w:type="spellStart"/>
-      <w:r>
-        <w:rPr>
-          <w:rFonts w:ascii="Century Gothic" w:hAnsi="Century Gothic"/>
-        </w:rPr>
-        <w:t>first_name</w:t>
-      </w:r>
-      <w:proofErr w:type="spellEnd"/>
-      <w:r>
-        <w:rPr>
-          <w:rFonts w:ascii="Century Gothic" w:hAnsi="Century Gothic"/>
-        </w:rPr>
-        <w:t xml:space="preserve"> }} {{ </w:t>
-      </w:r>
-      <w:proofErr w:type="spellStart"/>
-      <w:r>
-        <w:rPr>
-          <w:rFonts w:ascii="Century Gothic" w:hAnsi="Century Gothic"/>
-        </w:rPr>
-        <w:t>last_name</w:t>
-      </w:r>
-      <w:proofErr w:type="spellEnd"/>
-      <w:r>
-        <w:rPr>
-          <w:rFonts w:ascii="Century Gothic" w:hAnsi="Century Gothic"/>
-        </w:rPr>
-        <w:t xml:space="preserve"> }}</w:t>
-      </w:r>
+          <w:b/>
+          <w:bCs/>
+        </w:rPr>
+      </w:pPr>
     </w:p>
     <w:p>
       <w:pPr>
         <w:spacing w:after="0" w:line="240" w:lineRule="auto"/>
         <w:rPr>
           <w:rFonts w:ascii="Century Gothic" w:hAnsi="Century Gothic"/>
+          <w:b/>
+          <w:bCs/>
+        </w:rPr>
+      </w:pPr>
+      <w:r>
+        <w:rPr>
+          <w:rFonts w:ascii="Century Gothic" w:hAnsi="Century Gothic"/>
+          <w:b/>
+        </w:rPr>
+        <w:t>{{ teacher_name }}</w:t>
+      </w:r>
+    </w:p>
+    <w:p>
+      <w:pPr>
+        <w:spacing w:after="0" w:line="240" w:lineRule="auto"/>
+        <w:rPr>
+          <w:rFonts w:ascii="Century Gothic" w:hAnsi="Century Gothic"/>
         </w:rPr>
       </w:pPr>
       <w:r>
@@ -1304,6 +1367,259 @@
           <w:rFonts w:ascii="Century Gothic" w:hAnsi="Century Gothic"/>
         </w:rPr>
       </w:pPr>
+      <w:r>
+        <w:rPr>
+          <w:rFonts w:ascii="Century Gothic" w:hAnsi="Century Gothic"/>
+        </w:rPr>
+        <w:t>Checked</w:t>
+      </w:r>
+      <w:r>
+        <w:rPr>
+          <w:rFonts w:ascii="Century Gothic" w:hAnsi="Century Gothic"/>
+        </w:rPr>
+        <w:t xml:space="preserve"> by:</w:t>
+      </w:r>
+    </w:p>
+    <w:p>
+      <w:pPr>
+        <w:spacing w:after="0" w:line="240" w:lineRule="auto"/>
+        <w:rPr>
+          <w:rFonts w:ascii="Century Gothic" w:hAnsi="Century Gothic"/>
+          <w:b/>
+          <w:bCs/>
+        </w:rPr>
+      </w:pPr>
+    </w:p>
+    <w:p>
+      <w:pPr>
+        <w:spacing w:after="0" w:line="240" w:lineRule="auto"/>
+        <w:rPr>
+          <w:rFonts w:ascii="Century Gothic" w:hAnsi="Century Gothic"/>
+          <w:b/>
+          <w:bCs/>
+          <w:lang w:val="en-US"/>
+        </w:rPr>
+      </w:pPr>
+    </w:p>
+    <w:p>
+      <w:pPr>
+        <w:spacing w:after="0" w:line="240" w:lineRule="auto"/>
+        <w:rPr>
+          <w:rFonts w:ascii="Century Gothic" w:hAnsi="Century Gothic"/>
+          <w:b/>
+          <w:bCs/>
+          <w:lang w:val="en-US"/>
+        </w:rPr>
+      </w:pPr>
+      <w:r>
+        <w:rPr>
+          <w:rFonts w:ascii="Century Gothic" w:hAnsi="Century Gothic"/>
+          <w:b/>
+          <w:bCs/>
+          <w:lang w:val="en-US"/>
+        </w:rPr>
+        <w:t>---</w:t>
+      </w:r>
+    </w:p>
+    <w:p>
+      <w:pPr>
+        <w:spacing w:after="0" w:line="240" w:lineRule="auto"/>
+        <w:rPr>
+          <w:rFonts w:ascii="Century Gothic" w:hAnsi="Century Gothic"/>
+          <w:lang w:val="en-US"/>
+        </w:rPr>
+      </w:pPr>
+      <w:r>
+        <w:rPr>
+          <w:rFonts w:ascii="Century Gothic" w:hAnsi="Century Gothic"/>
+          <w:lang w:val="en-US"/>
+        </w:rPr>
+        <w:t>Master Teacher I</w:t>
+      </w:r>
+    </w:p>
+    <w:p>
+      <w:pPr>
+        <w:spacing w:after="0" w:line="240" w:lineRule="auto"/>
+        <w:rPr>
+          <w:rFonts w:ascii="Century Gothic" w:hAnsi="Century Gothic"/>
+          <w:b/>
+          <w:bCs/>
+          <w:lang w:val="en-US"/>
+        </w:rPr>
+      </w:pPr>
+    </w:p>
+    <w:p>
+      <w:pPr>
+        <w:spacing w:after="0" w:line="240" w:lineRule="auto"/>
+        <w:rPr>
+          <w:rFonts w:ascii="Century Gothic" w:hAnsi="Century Gothic"/>
+          <w:b/>
+          <w:bCs/>
+          <w:lang w:val="en-US"/>
+        </w:rPr>
+      </w:pPr>
+    </w:p>
+    <w:p>
+      <w:pPr>
+        <w:spacing w:after="0" w:line="240" w:lineRule="auto"/>
+        <w:rPr>
+          <w:rFonts w:ascii="Century Gothic" w:hAnsi="Century Gothic"/>
+          <w:b/>
+          <w:bCs/>
+          <w:lang w:val="en-US"/>
+        </w:rPr>
+      </w:pPr>
+      <w:r>
+        <w:rPr>
+          <w:rFonts w:ascii="Century Gothic" w:hAnsi="Century Gothic"/>
+          <w:b/>
+          <w:bCs/>
+          <w:lang w:val="en-US"/>
+        </w:rPr>
+        <w:t>-</w:t>
+      </w:r>
+      <w:r>
+        <w:rPr>
+          <w:rFonts w:ascii="Century Gothic" w:hAnsi="Century Gothic"/>
+          <w:b/>
+          <w:bCs/>
+          <w:lang w:val="en-US"/>
+        </w:rPr>
+        <w:t>--</w:t>
+      </w:r>
+    </w:p>
+    <w:p>
+      <w:pPr>
+        <w:spacing w:after="0" w:line="240" w:lineRule="auto"/>
+        <w:rPr>
+          <w:rFonts w:ascii="Century Gothic" w:hAnsi="Century Gothic"/>
+        </w:rPr>
+      </w:pPr>
+      <w:r>
+        <w:rPr>
+          <w:rFonts w:ascii="Century Gothic" w:hAnsi="Century Gothic"/>
+        </w:rPr>
+        <w:t>Head Teacher II</w:t>
+      </w:r>
+    </w:p>
+    <w:p>
+      <w:pPr>
+        <w:spacing w:after="0" w:line="240" w:lineRule="auto"/>
+        <w:rPr>
+          <w:rFonts w:ascii="Century Gothic" w:hAnsi="Century Gothic"/>
+        </w:rPr>
+      </w:pPr>
+    </w:p>
+    <w:p>
+      <w:pPr>
+        <w:spacing w:after="0" w:line="240" w:lineRule="auto"/>
+        <w:rPr>
+          <w:rFonts w:ascii="Century Gothic" w:hAnsi="Century Gothic"/>
+        </w:rPr>
+      </w:pPr>
+      <w:r>
+        <w:rPr>
+          <w:rFonts w:ascii="Century Gothic" w:hAnsi="Century Gothic"/>
+        </w:rPr>
+        <w:t>Noted</w:t>
+      </w:r>
+      <w:r>
+        <w:rPr>
+          <w:rFonts w:ascii="Century Gothic" w:hAnsi="Century Gothic"/>
+        </w:rPr>
+        <w:t xml:space="preserve"> by:</w:t>
+      </w:r>
+    </w:p>
+    <w:p>
+      <w:pPr>
+        <w:spacing w:after="0" w:line="240" w:lineRule="auto"/>
+        <w:rPr>
+          <w:rFonts w:ascii="Century Gothic" w:hAnsi="Century Gothic"/>
+          <w:b/>
+          <w:bCs/>
+        </w:rPr>
+      </w:pPr>
+    </w:p>
+    <w:p>
+      <w:pPr>
+        <w:spacing w:after="0" w:line="240" w:lineRule="auto"/>
+        <w:rPr>
+          <w:rFonts w:ascii="Century Gothic" w:hAnsi="Century Gothic"/>
+          <w:b/>
+          <w:bCs/>
+          <w:lang w:val="it-IT"/>
+        </w:rPr>
+      </w:pPr>
+      <w:r>
+        <w:rPr>
+          <w:rFonts w:ascii="Century Gothic" w:hAnsi="Century Gothic"/>
+          <w:b/>
+          <w:bCs/>
+          <w:lang w:val="it-IT"/>
+        </w:rPr>
+        <w:t>---</w:t>
+      </w:r>
+    </w:p>
+    <w:p>
+      <w:pPr>
+        <w:spacing w:after="0" w:line="240" w:lineRule="auto"/>
+        <w:rPr>
+          <w:rFonts w:ascii="Century Gothic" w:hAnsi="Century Gothic"/>
+          <w:lang w:val="it-IT"/>
+        </w:rPr>
+      </w:pPr>
+      <w:r>
+        <w:rPr>
+          <w:rFonts w:ascii="Century Gothic" w:hAnsi="Century Gothic"/>
+          <w:lang w:val="it-IT"/>
+        </w:rPr>
+        <w:t>Principal II</w:t>
+      </w:r>
+    </w:p>
+    <w:p>
+      <w:pPr>
+        <w:spacing w:after="0" w:line="240" w:lineRule="auto"/>
+        <w:rPr>
+          <w:rFonts w:ascii="Century Gothic" w:hAnsi="Century Gothic"/>
+          <w:lang w:val="it-IT"/>
+        </w:rPr>
+      </w:pPr>
+    </w:p>
+    <w:p>
+      <w:pPr>
+        <w:spacing w:after="0" w:line="240" w:lineRule="auto"/>
+        <w:rPr>
+          <w:rFonts w:ascii="Century Gothic" w:hAnsi="Century Gothic"/>
+          <w:lang w:val="it-IT"/>
+        </w:rPr>
+      </w:pPr>
+    </w:p>
+    <w:p>
+      <w:pPr>
+        <w:spacing w:after="0" w:line="240" w:lineRule="auto"/>
+        <w:rPr>
+          <w:rFonts w:ascii="Century Gothic" w:hAnsi="Century Gothic"/>
+          <w:lang w:val="it-IT"/>
+        </w:rPr>
+      </w:pPr>
+    </w:p>
+    <w:p>
+      <w:pPr>
+        <w:spacing w:after="0" w:line="240" w:lineRule="auto"/>
+        <w:rPr>
+          <w:rFonts w:ascii="Century Gothic" w:hAnsi="Century Gothic"/>
+          <w:lang w:val="it-IT"/>
+        </w:rPr>
+      </w:pPr>
+    </w:p>
+    <w:p>
+      <w:pPr>
+        <w:spacing w:after="0" w:line="240" w:lineRule="auto"/>
+        <w:rPr>
+          <w:rFonts w:ascii="Century Gothic" w:hAnsi="Century Gothic"/>
+          <w:lang w:val="it-IT"/>
+        </w:rPr>
+      </w:pPr>
     </w:p>
     <w:p>
       <w:pPr>
@@ -1325,159 +1641,6 @@
         <w:t>VII. Photo Documentation</w:t>
       </w:r>
     </w:p>
-    <w:tbl>
-      <w:tblPr>
-        <w:tblStyle w:val="TableGrid"/>
-        <w:tblW w:w="0" w:type="auto"/>
-        <w:tblLayout w:type="fixed"/>
-        <w:tblLook w:val="04A0" w:firstRow="1" w:lastRow="0" w:firstColumn="1" w:lastColumn="0" w:noHBand="0" w:noVBand="1"/>
-      </w:tblPr>
-      <w:tblGrid>
-        <w:gridCol w:w="4675"/>
-        <w:gridCol w:w="4675"/>
-      </w:tblGrid>
-      <w:tr>
-        <w:trPr>
-          <w:trHeight w:val="546"/>
-        </w:trPr>
-        <w:tc>
-          <w:tcPr>
-            <w:tcW w:w="4675" w:type="dxa"/>
-          </w:tcPr>
-          <w:p>
-            <w:pPr>
-              <w:rPr>
-                <w:rFonts w:ascii="Century Gothic" w:hAnsi="Century Gothic"/>
-                <w:b/>
-                <w:bCs/>
-              </w:rPr>
-            </w:pPr>
-            <w:r>
-              <w:rPr>
-                <w:rFonts w:ascii="Century Gothic" w:hAnsi="Century Gothic"/>
-                <w:b/>
-                <w:bCs/>
-              </w:rPr>
-              <w:t xml:space="preserve">   </w:t>
-            </w:r>
-          </w:p>
-        </w:tc>
-        <w:tc>
-          <w:tcPr>
-            <w:tcW w:w="4675" w:type="dxa"/>
-          </w:tcPr>
-          <w:p>
-            <w:pPr>
-              <w:tabs>
-                <w:tab w:val="left" w:pos="900"/>
-              </w:tabs>
-              <w:rPr>
-                <w:rFonts w:ascii="Century Gothic" w:hAnsi="Century Gothic"/>
-                <w:b/>
-                <w:bCs/>
-              </w:rPr>
-            </w:pPr>
-          </w:p>
-          <w:p>
-            <w:pPr>
-              <w:tabs>
-                <w:tab w:val="left" w:pos="900"/>
-              </w:tabs>
-              <w:rPr>
-                <w:rFonts w:ascii="Century Gothic" w:hAnsi="Century Gothic"/>
-                <w:b/>
-                <w:bCs/>
-              </w:rPr>
-            </w:pPr>
-          </w:p>
-        </w:tc>
-      </w:tr>
-      <w:tr>
-        <w:trPr>
-          <w:trHeight w:val="546"/>
-        </w:trPr>
-        <w:tc>
-          <w:tcPr>
-            <w:tcW w:w="4675" w:type="dxa"/>
-          </w:tcPr>
-          <w:p>
-            <w:pPr>
-              <w:rPr>
-                <w:rFonts w:ascii="Century Gothic" w:hAnsi="Century Gothic"/>
-                <w:b/>
-                <w:bCs/>
-              </w:rPr>
-            </w:pPr>
-            <w:r>
-              <w:rPr>
-                <w:rFonts w:ascii="Century Gothic" w:hAnsi="Century Gothic"/>
-                <w:b/>
-                <w:bCs/>
-              </w:rPr>
-              <w:t xml:space="preserve">   </w:t>
-            </w:r>
-          </w:p>
-        </w:tc>
-        <w:tc>
-          <w:tcPr>
-            <w:tcW w:w="4675" w:type="dxa"/>
-          </w:tcPr>
-          <w:p>
-            <w:pPr>
-              <w:tabs>
-                <w:tab w:val="left" w:pos="900"/>
-              </w:tabs>
-              <w:rPr>
-                <w:rFonts w:ascii="Century Gothic" w:hAnsi="Century Gothic"/>
-                <w:b/>
-                <w:bCs/>
-              </w:rPr>
-            </w:pPr>
-            <w:r>
-              <w:rPr>
-                <w:rFonts w:ascii="Century Gothic" w:hAnsi="Century Gothic"/>
-                <w:b/>
-                <w:bCs/>
-              </w:rPr>
-              <w:t xml:space="preserve">   </w:t>
-            </w:r>
-          </w:p>
-        </w:tc>
-      </w:tr>
-      <w:tr>
-        <w:trPr>
-          <w:trHeight w:val="546"/>
-        </w:trPr>
-        <w:tc>
-          <w:tcPr>
-            <w:tcW w:w="4675" w:type="dxa"/>
-          </w:tcPr>
-          <w:p>
-            <w:pPr>
-              <w:rPr>
-                <w:rFonts w:ascii="Century Gothic" w:hAnsi="Century Gothic"/>
-                <w:b/>
-                <w:bCs/>
-              </w:rPr>
-            </w:pPr>
-          </w:p>
-        </w:tc>
-        <w:tc>
-          <w:tcPr>
-            <w:tcW w:w="4675" w:type="dxa"/>
-          </w:tcPr>
-          <w:p>
-            <w:pPr>
-              <w:rPr>
-                <w:rFonts w:ascii="Century Gothic" w:hAnsi="Century Gothic"/>
-                <w:b/>
-                <w:bCs/>
-              </w:rPr>
-            </w:pPr>
-          </w:p>
-        </w:tc>
-      </w:tr>
-    </w:tbl>
     <w:p>
       <w:pPr>
         <w:spacing w:after="0"/>
@@ -1485,8 +1648,28 @@
           <w:rFonts w:ascii="Century Gothic" w:hAnsi="Century Gothic"/>
           <w:b/>
           <w:bCs/>
-        </w:rPr>
-      </w:pPr>
+          <w:lang w:val="it-IT"/>
+        </w:rPr>
+      </w:pPr>
+    </w:p>
+    <w:p>
+      <w:pPr>
+        <w:spacing w:after="0"/>
+        <w:rPr>
+          <w:rFonts w:ascii="Century Gothic" w:hAnsi="Century Gothic"/>
+          <w:b/>
+          <w:bCs/>
+        </w:rPr>
+      </w:pPr>
+      <w:r>
+        <w:rPr>
+          <w:rFonts w:ascii="Century Gothic" w:hAnsi="Century Gothic"/>
+          <w:b/>
+          <w:bCs/>
+          <w:noProof/>
+        </w:rPr>
+        <w:t>---</w:t>
+      </w:r>
     </w:p>
     <w:sectPr>
       <w:headerReference w:type="default" r:id="rId7"/>
@@ -1501,7 +1684,7 @@
 </file>
 
 <file path=word/endnotes.xml><?xml version="1.0" encoding="utf-8"?>
-<w:endnotes xmlns:wpc="http://schemas.microsoft.com/office/word/2010/wordprocessingCanvas" xmlns:cx="http://schemas.microsoft.com/office/drawing/2014/chartex" xmlns:cx1="http://schemas.microsoft.com/office/drawing/2015/9/8/chartex" xmlns:cx2="http://schemas.microsoft.com/office/drawing/2015/10/21/chartex" xmlns:cx3="http://schemas.microsoft.com/office/drawing/2016/5/9/chartex" xmlns:cx4="http://schemas.microsoft.com/office/drawing/2016/5/10/chartex" xmlns:cx5="http://schemas.microsoft.com/office/drawing/2016/5/11/chartex" xmlns:cx6="http://schemas.microsoft.com/office/drawing/2016/5/12/chartex" xmlns:cx7="http://schemas.microsoft.com/office/drawing/2016/5/13/chartex" xmlns:cx8="http://schemas.microsoft.com/office/drawing/2016/5/14/chartex" xmlns:mc="http://schemas.openxmlformats.org/markup-compatibility/2006" xmlns:aink="http://schemas.microsoft.com/office/drawing/2016/ink" xmlns:am3d="http://schemas.microsoft.com/office/drawing/2017/model3d" xmlns:o="urn:schemas-microsoft-com:office:office" xmlns:oel="http://schemas.microsoft.com/office/2019/extlst" xmlns:r="http://schemas.openxmlformats.org/officeDocument/2006/relationships" xmlns:m="http://schemas.openxmlformats.org/officeDocument/2006/math" xmlns:v="urn:schemas-microsoft-com:vml" xmlns:wp14="http://schemas.microsoft.com/office/word/2010/wordprocessingDrawing" xmlns:wp="http://schemas.openxmlformats.org/drawingml/2006/wordprocessingDrawing" xmlns:w10="urn:schemas-microsoft-com:office:word" xmlns:w="http://schemas.openxmlformats.org/wordprocessingml/2006/main" xmlns:w14="http://schemas.microsoft.com/office/word/2010/wordml" xmlns:w15="http://schemas.microsoft.com/office/word/2012/wordml" xmlns:w16cex="http://schemas.microsoft.com/office/word/2018/wordml/cex" xmlns:w16cid="http://schemas.microsoft.com/office/word/2016/wordml/cid" xmlns:w16="http://schemas.microsoft.com/office/word/2018/wordml" xmlns:w16du="http://schemas.microsoft.com/office/word/2023/wordml/word16du" xmlns:w16sdtdh="http://schemas.microsoft.com/office/word/2020/wordml/sdtdatahash" xmlns:w16sdtfl="http://schemas.microsoft.com/office/word/2024/wordml/sdtformatlock" xmlns:w16se="http://schemas.microsoft.com/office/word/2015/wordml/symex" xmlns:wpg="http://schemas.microsoft.com/office/word/2010/wordprocessingGroup" xmlns:wpi="http://schemas.microsoft.com/office/word/2010/wordprocessingInk" xmlns:wne="http://schemas.microsoft.com/office/word/2006/wordml" xmlns:wps="http://schemas.microsoft.com/office/word/2010/wordprocessingShape" mc:Ignorable="w14 w15 w16se w16cid w16 w16cex w16sdtdh w16sdtfl w16du wp14">
+<w:endnotes xmlns:wpc="http://schemas.microsoft.com/office/word/2010/wordprocessingCanvas" xmlns:cx="http://schemas.microsoft.com/office/drawing/2014/chartex" xmlns:cx1="http://schemas.microsoft.com/office/drawing/2015/9/8/chartex" xmlns:cx2="http://schemas.microsoft.com/office/drawing/2015/10/21/chartex" xmlns:cx3="http://schemas.microsoft.com/office/drawing/2016/5/9/chartex" xmlns:cx4="http://schemas.microsoft.com/office/drawing/2016/5/10/chartex" xmlns:cx5="http://schemas.microsoft.com/office/drawing/2016/5/11/chartex" xmlns:cx6="http://schemas.microsoft.com/office/drawing/2016/5/12/chartex" xmlns:cx7="http://schemas.microsoft.com/office/drawing/2016/5/13/chartex" xmlns:cx8="http://schemas.microsoft.com/office/drawing/2016/5/14/chartex" xmlns:mc="http://schemas.openxmlformats.org/markup-compatibility/2006" xmlns:aink="http://schemas.microsoft.com/office/drawing/2016/ink" xmlns:am3d="http://schemas.microsoft.com/office/drawing/2017/model3d" xmlns:o="urn:schemas-microsoft-com:office:office" xmlns:oel="http://schemas.microsoft.com/office/2019/extlst" xmlns:r="http://schemas.openxmlformats.org/officeDocument/2006/relationships" xmlns:m="http://schemas.openxmlformats.org/officeDocument/2006/math" xmlns:v="urn:schemas-microsoft-com:vml" xmlns:wp14="http://schemas.microsoft.com/office/word/2010/wordprocessingDrawing" xmlns:wp="http://schemas.openxmlformats.org/drawingml/2006/wordprocessingDrawing" xmlns:w10="urn:schemas-microsoft-com:office:word" xmlns:w="http://schemas.openxmlformats.org/wordprocessingml/2006/main" xmlns:w14="http://schemas.microsoft.com/office/word/2010/wordml" xmlns:w15="http://schemas.microsoft.com/office/word/2012/wordml" xmlns:w16cei="http://schemas.microsoft.com/office/word/2026/wordml/cei" xmlns:w16cex="http://schemas.microsoft.com/office/word/2018/wordml/cex" xmlns:w16cid="http://schemas.microsoft.com/office/word/2016/wordml/cid" xmlns:w16="http://schemas.microsoft.com/office/word/2018/wordml" xmlns:w16du="http://schemas.microsoft.com/office/word/2023/wordml/word16du" xmlns:w16sdtdh="http://schemas.microsoft.com/office/word/2020/wordml/sdtdatahash" xmlns:w16sdtfl="http://schemas.microsoft.com/office/word/2024/wordml/sdtformatlock" xmlns:w16se="http://schemas.microsoft.com/office/word/2015/wordml/symex" xmlns:wpg="http://schemas.microsoft.com/office/word/2010/wordprocessingGroup" xmlns:wpi="http://schemas.microsoft.com/office/word/2010/wordprocessingInk" xmlns:wne="http://schemas.microsoft.com/office/word/2006/wordml" xmlns:wps="http://schemas.microsoft.com/office/word/2010/wordprocessingShape" mc:Ignorable="w14 w15 w16se w16cid w16 w16cex w16sdtdh w16sdtfl w16du wp14">
   <w:endnote w:type="separator" w:id="-1">
     <w:p>
       <w:pPr>
@@ -1526,7 +1709,7 @@
 </file>
 
 <file path=word/footer1.xml><?xml version="1.0" encoding="utf-8"?>
-<w:ftr xmlns:wpc="http://schemas.microsoft.com/office/word/2010/wordprocessingCanvas" xmlns:cx="http://schemas.microsoft.com/office/drawing/2014/chartex" xmlns:cx1="http://schemas.microsoft.com/office/drawing/2015/9/8/chartex" xmlns:cx2="http://schemas.microsoft.com/office/drawing/2015/10/21/chartex" xmlns:cx3="http://schemas.microsoft.com/office/drawing/2016/5/9/chartex" xmlns:cx4="http://schemas.microsoft.com/office/drawing/2016/5/10/chartex" xmlns:cx5="http://schemas.microsoft.com/office/drawing/2016/5/11/chartex" xmlns:cx6="http://schemas.microsoft.com/office/drawing/2016/5/12/chartex" xmlns:cx7="http://schemas.microsoft.com/office/drawing/2016/5/13/chartex" xmlns:cx8="http://schemas.microsoft.com/office/drawing/2016/5/14/chartex" xmlns:mc="http://schemas.openxmlformats.org/markup-compatibility/2006" xmlns:aink="http://schemas.microsoft.com/office/drawing/2016/ink" xmlns:am3d="http://schemas.microsoft.com/office/drawing/2017/model3d" xmlns:o="urn:schemas-microsoft-com:office:office" xmlns:oel="http://schemas.microsoft.com/office/2019/extlst" xmlns:r="http://schemas.openxmlformats.org/officeDocument/2006/relationships" xmlns:m="http://schemas.openxmlformats.org/officeDocument/2006/math" xmlns:v="urn:schemas-microsoft-com:vml" xmlns:wp14="http://schemas.microsoft.com/office/word/2010/wordprocessingDrawing" xmlns:wp="http://schemas.openxmlformats.org/drawingml/2006/wordprocessingDrawing" xmlns:w10="urn:schemas-microsoft-com:office:word" xmlns:w="http://schemas.openxmlformats.org/wordprocessingml/2006/main" xmlns:w14="http://schemas.microsoft.com/office/word/2010/wordml" xmlns:w15="http://schemas.microsoft.com/office/word/2012/wordml" xmlns:w16cex="http://schemas.microsoft.com/office/word/2018/wordml/cex" xmlns:w16cid="http://schemas.microsoft.com/office/word/2016/wordml/cid" xmlns:w16="http://schemas.microsoft.com/office/word/2018/wordml" xmlns:w16du="http://schemas.microsoft.com/office/word/2023/wordml/word16du" xmlns:w16sdtdh="http://schemas.microsoft.com/office/word/2020/wordml/sdtdatahash" xmlns:w16sdtfl="http://schemas.microsoft.com/office/word/2024/wordml/sdtformatlock" xmlns:w16se="http://schemas.microsoft.com/office/word/2015/wordml/symex" xmlns:wpg="http://schemas.microsoft.com/office/word/2010/wordprocessingGroup" xmlns:wpi="http://schemas.microsoft.com/office/word/2010/wordprocessingInk" xmlns:wne="http://schemas.microsoft.com/office/word/2006/wordml" xmlns:wps="http://schemas.microsoft.com/office/word/2010/wordprocessingShape" mc:Ignorable="w14 w15 w16se w16cid w16 w16cex w16sdtdh w16sdtfl w16du wp14">
+<w:ftr xmlns:wpc="http://schemas.microsoft.com/office/word/2010/wordprocessingCanvas" xmlns:cx="http://schemas.microsoft.com/office/drawing/2014/chartex" xmlns:cx1="http://schemas.microsoft.com/office/drawing/2015/9/8/chartex" xmlns:cx2="http://schemas.microsoft.com/office/drawing/2015/10/21/chartex" xmlns:cx3="http://schemas.microsoft.com/office/drawing/2016/5/9/chartex" xmlns:cx4="http://schemas.microsoft.com/office/drawing/2016/5/10/chartex" xmlns:cx5="http://schemas.microsoft.com/office/drawing/2016/5/11/chartex" xmlns:cx6="http://schemas.microsoft.com/office/drawing/2016/5/12/chartex" xmlns:cx7="http://schemas.microsoft.com/office/drawing/2016/5/13/chartex" xmlns:cx8="http://schemas.microsoft.com/office/drawing/2016/5/14/chartex" xmlns:mc="http://schemas.openxmlformats.org/markup-compatibility/2006" xmlns:aink="http://schemas.microsoft.com/office/drawing/2016/ink" xmlns:am3d="http://schemas.microsoft.com/office/drawing/2017/model3d" xmlns:o="urn:schemas-microsoft-com:office:office" xmlns:oel="http://schemas.microsoft.com/office/2019/extlst" xmlns:r="http://schemas.openxmlformats.org/officeDocument/2006/relationships" xmlns:m="http://schemas.openxmlformats.org/officeDocument/2006/math" xmlns:v="urn:schemas-microsoft-com:vml" xmlns:wp14="http://schemas.microsoft.com/office/word/2010/wordprocessingDrawing" xmlns:wp="http://schemas.openxmlformats.org/drawingml/2006/wordprocessingDrawing" xmlns:w10="urn:schemas-microsoft-com:office:word" xmlns:w="http://schemas.openxmlformats.org/wordprocessingml/2006/main" xmlns:w14="http://schemas.microsoft.com/office/word/2010/wordml" xmlns:w15="http://schemas.microsoft.com/office/word/2012/wordml" xmlns:w16cei="http://schemas.microsoft.com/office/word/2026/wordml/cei" xmlns:w16cex="http://schemas.microsoft.com/office/word/2018/wordml/cex" xmlns:w16cid="http://schemas.microsoft.com/office/word/2016/wordml/cid" xmlns:w16="http://schemas.microsoft.com/office/word/2018/wordml" xmlns:w16du="http://schemas.microsoft.com/office/word/2023/wordml/word16du" xmlns:w16sdtdh="http://schemas.microsoft.com/office/word/2020/wordml/sdtdatahash" xmlns:w16sdtfl="http://schemas.microsoft.com/office/word/2024/wordml/sdtformatlock" xmlns:w16se="http://schemas.microsoft.com/office/word/2015/wordml/symex" xmlns:wpg="http://schemas.microsoft.com/office/word/2010/wordprocessingGroup" xmlns:wpi="http://schemas.microsoft.com/office/word/2010/wordprocessingInk" xmlns:wne="http://schemas.microsoft.com/office/word/2006/wordml" xmlns:wps="http://schemas.microsoft.com/office/word/2010/wordprocessingShape" mc:Ignorable="w14 w15 w16se w16cid w16 w16cex w16sdtdh w16sdtfl w16du wp14">
   <w:p>
     <w:pPr>
       <w:pStyle w:val="Footer"/>
@@ -1595,7 +1778,7 @@
 </file>
 
 <file path=word/footnotes.xml><?xml version="1.0" encoding="utf-8"?>
-<w:footnotes xmlns:wpc="http://schemas.microsoft.com/office/word/2010/wordprocessingCanvas" xmlns:cx="http://schemas.microsoft.com/office/drawing/2014/chartex" xmlns:cx1="http://schemas.microsoft.com/office/drawing/2015/9/8/chartex" xmlns:cx2="http://schemas.microsoft.com/office/drawing/2015/10/21/chartex" xmlns:cx3="http://schemas.microsoft.com/office/drawing/2016/5/9/chartex" xmlns:cx4="http://schemas.microsoft.com/office/drawing/2016/5/10/chartex" xmlns:cx5="http://schemas.microsoft.com/office/drawing/2016/5/11/chartex" xmlns:cx6="http://schemas.microsoft.com/office/drawing/2016/5/12/chartex" xmlns:cx7="http://schemas.microsoft.com/office/drawing/2016/5/13/chartex" xmlns:cx8="http://schemas.microsoft.com/office/drawing/2016/5/14/chartex" xmlns:mc="http://schemas.openxmlformats.org/markup-compatibility/2006" xmlns:aink="http://schemas.microsoft.com/office/drawing/2016/ink" xmlns:am3d="http://schemas.microsoft.com/office/drawing/2017/model3d" xmlns:o="urn:schemas-microsoft-com:office:office" xmlns:oel="http://schemas.microsoft.com/office/2019/extlst" xmlns:r="http://schemas.openxmlformats.org/officeDocument/2006/relationships" xmlns:m="http://schemas.openxmlformats.org/officeDocument/2006/math" xmlns:v="urn:schemas-microsoft-com:vml" xmlns:wp14="http://schemas.microsoft.com/office/word/2010/wordprocessingDrawing" xmlns:wp="http://schemas.openxmlformats.org/drawingml/2006/wordprocessingDrawing" xmlns:w10="urn:schemas-microsoft-com:office:word" xmlns:w="http://schemas.openxmlformats.org/wordprocessingml/2006/main" xmlns:w14="http://schemas.microsoft.com/office/word/2010/wordml" xmlns:w15="http://schemas.microsoft.com/office/word/2012/wordml" xmlns:w16cex="http://schemas.microsoft.com/office/word/2018/wordml/cex" xmlns:w16cid="http://schemas.microsoft.com/office/word/2016/wordml/cid" xmlns:w16="http://schemas.microsoft.com/office/word/2018/wordml" xmlns:w16du="http://schemas.microsoft.com/office/word/2023/wordml/word16du" xmlns:w16sdtdh="http://schemas.microsoft.com/office/word/2020/wordml/sdtdatahash" xmlns:w16sdtfl="http://schemas.microsoft.com/office/word/2024/wordml/sdtformatlock" xmlns:w16se="http://schemas.microsoft.com/office/word/2015/wordml/symex" xmlns:wpg="http://schemas.microsoft.com/office/word/2010/wordprocessingGroup" xmlns:wpi="http://schemas.microsoft.com/office/word/2010/wordprocessingInk" xmlns:wne="http://schemas.microsoft.com/office/word/2006/wordml" xmlns:wps="http://schemas.microsoft.com/office/word/2010/wordprocessingShape" mc:Ignorable="w14 w15 w16se w16cid w16 w16cex w16sdtdh w16sdtfl w16du wp14">
+<w:footnotes xmlns:wpc="http://schemas.microsoft.com/office/word/2010/wordprocessingCanvas" xmlns:cx="http://schemas.microsoft.com/office/drawing/2014/chartex" xmlns:cx1="http://schemas.microsoft.com/office/drawing/2015/9/8/chartex" xmlns:cx2="http://schemas.microsoft.com/office/drawing/2015/10/21/chartex" xmlns:cx3="http://schemas.microsoft.com/office/drawing/2016/5/9/chartex" xmlns:cx4="http://schemas.microsoft.com/office/drawing/2016/5/10/chartex" xmlns:cx5="http://schemas.microsoft.com/office/drawing/2016/5/11/chartex" xmlns:cx6="http://schemas.microsoft.com/office/drawing/2016/5/12/chartex" xmlns:cx7="http://schemas.microsoft.com/office/drawing/2016/5/13/chartex" xmlns:cx8="http://schemas.microsoft.com/office/drawing/2016/5/14/chartex" xmlns:mc="http://schemas.openxmlformats.org/markup-compatibility/2006" xmlns:aink="http://schemas.microsoft.com/office/drawing/2016/ink" xmlns:am3d="http://schemas.microsoft.com/office/drawing/2017/model3d" xmlns:o="urn:schemas-microsoft-com:office:office" xmlns:oel="http://schemas.microsoft.com/office/2019/extlst" xmlns:r="http://schemas.openxmlformats.org/officeDocument/2006/relationships" xmlns:m="http://schemas.openxmlformats.org/officeDocument/2006/math" xmlns:v="urn:schemas-microsoft-com:vml" xmlns:wp14="http://schemas.microsoft.com/office/word/2010/wordprocessingDrawing" xmlns:wp="http://schemas.openxmlformats.org/drawingml/2006/wordprocessingDrawing" xmlns:w10="urn:schemas-microsoft-com:office:word" xmlns:w="http://schemas.openxmlformats.org/wordprocessingml/2006/main" xmlns:w14="http://schemas.microsoft.com/office/word/2010/wordml" xmlns:w15="http://schemas.microsoft.com/office/word/2012/wordml" xmlns:w16cei="http://schemas.microsoft.com/office/word/2026/wordml/cei" xmlns:w16cex="http://schemas.microsoft.com/office/word/2018/wordml/cex" xmlns:w16cid="http://schemas.microsoft.com/office/word/2016/wordml/cid" xmlns:w16="http://schemas.microsoft.com/office/word/2018/wordml" xmlns:w16du="http://schemas.microsoft.com/office/word/2023/wordml/word16du" xmlns:w16sdtdh="http://schemas.microsoft.com/office/word/2020/wordml/sdtdatahash" xmlns:w16sdtfl="http://schemas.microsoft.com/office/word/2024/wordml/sdtformatlock" xmlns:w16se="http://schemas.microsoft.com/office/word/2015/wordml/symex" xmlns:wpg="http://schemas.microsoft.com/office/word/2010/wordprocessingGroup" xmlns:wpi="http://schemas.microsoft.com/office/word/2010/wordprocessingInk" xmlns:wne="http://schemas.microsoft.com/office/word/2006/wordml" xmlns:wps="http://schemas.microsoft.com/office/word/2010/wordprocessingShape" mc:Ignorable="w14 w15 w16se w16cid w16 w16cex w16sdtdh w16sdtfl w16du wp14">
   <w:footnote w:type="separator" w:id="-1">
     <w:p>
       <w:pPr>
@@ -1620,7 +1803,7 @@
 </file>
 
 <file path=word/header1.xml><?xml version="1.0" encoding="utf-8"?>
-<w:hdr xmlns:wpc="http://schemas.microsoft.com/office/word/2010/wordprocessingCanvas" xmlns:cx="http://schemas.microsoft.com/office/drawing/2014/chartex" xmlns:cx1="http://schemas.microsoft.com/office/drawing/2015/9/8/chartex" xmlns:cx2="http://schemas.microsoft.com/office/drawing/2015/10/21/chartex" xmlns:cx3="http://schemas.microsoft.com/office/drawing/2016/5/9/chartex" xmlns:cx4="http://schemas.microsoft.com/office/drawing/2016/5/10/chartex" xmlns:cx5="http://schemas.microsoft.com/office/drawing/2016/5/11/chartex" xmlns:cx6="http://schemas.microsoft.com/office/drawing/2016/5/12/chartex" xmlns:cx7="http://schemas.microsoft.com/office/drawing/2016/5/13/chartex" xmlns:cx8="http://schemas.microsoft.com/office/drawing/2016/5/14/chartex" xmlns:mc="http://schemas.openxmlformats.org/markup-compatibility/2006" xmlns:aink="http://schemas.microsoft.com/office/drawing/2016/ink" xmlns:am3d="http://schemas.microsoft.com/office/drawing/2017/model3d" xmlns:o="urn:schemas-microsoft-com:office:office" xmlns:oel="http://schemas.microsoft.com/office/2019/extlst" xmlns:r="http://schemas.openxmlformats.org/officeDocument/2006/relationships" xmlns:m="http://schemas.openxmlformats.org/officeDocument/2006/math" xmlns:v="urn:schemas-microsoft-com:vml" xmlns:wp14="http://schemas.microsoft.com/office/word/2010/wordprocessingDrawing" xmlns:wp="http://schemas.openxmlformats.org/drawingml/2006/wordprocessingDrawing" xmlns:w10="urn:schemas-microsoft-com:office:word" xmlns:w="http://schemas.openxmlformats.org/wordprocessingml/2006/main" xmlns:w14="http://schemas.microsoft.com/office/word/2010/wordml" xmlns:w15="http://schemas.microsoft.com/office/word/2012/wordml" xmlns:w16cex="http://schemas.microsoft.com/office/word/2018/wordml/cex" xmlns:w16cid="http://schemas.microsoft.com/office/word/2016/wordml/cid" xmlns:w16="http://schemas.microsoft.com/office/word/2018/wordml" xmlns:w16du="http://schemas.microsoft.com/office/word/2023/wordml/word16du" xmlns:w16sdtdh="http://schemas.microsoft.com/office/word/2020/wordml/sdtdatahash" xmlns:w16sdtfl="http://schemas.microsoft.com/office/word/2024/wordml/sdtformatlock" xmlns:w16se="http://schemas.microsoft.com/office/word/2015/wordml/symex" xmlns:wpg="http://schemas.microsoft.com/office/word/2010/wordprocessingGroup" xmlns:wpi="http://schemas.microsoft.com/office/word/2010/wordprocessingInk" xmlns:wne="http://schemas.microsoft.com/office/word/2006/wordml" xmlns:wps="http://schemas.microsoft.com/office/word/2010/wordprocessingShape" mc:Ignorable="w14 w15 w16se w16cid w16 w16cex w16sdtdh w16sdtfl w16du wp14">
+<w:hdr xmlns:wpc="http://schemas.microsoft.com/office/word/2010/wordprocessingCanvas" xmlns:cx="http://schemas.microsoft.com/office/drawing/2014/chartex" xmlns:cx1="http://schemas.microsoft.com/office/drawing/2015/9/8/chartex" xmlns:cx2="http://schemas.microsoft.com/office/drawing/2015/10/21/chartex" xmlns:cx3="http://schemas.microsoft.com/office/drawing/2016/5/9/chartex" xmlns:cx4="http://schemas.microsoft.com/office/drawing/2016/5/10/chartex" xmlns:cx5="http://schemas.microsoft.com/office/drawing/2016/5/11/chartex" xmlns:cx6="http://schemas.microsoft.com/office/drawing/2016/5/12/chartex" xmlns:cx7="http://schemas.microsoft.com/office/drawing/2016/5/13/chartex" xmlns:cx8="http://schemas.microsoft.com/office/drawing/2016/5/14/chartex" xmlns:mc="http://schemas.openxmlformats.org/markup-compatibility/2006" xmlns:aink="http://schemas.microsoft.com/office/drawing/2016/ink" xmlns:am3d="http://schemas.microsoft.com/office/drawing/2017/model3d" xmlns:o="urn:schemas-microsoft-com:office:office" xmlns:oel="http://schemas.microsoft.com/office/2019/extlst" xmlns:r="http://schemas.openxmlformats.org/officeDocument/2006/relationships" xmlns:m="http://schemas.openxmlformats.org/officeDocument/2006/math" xmlns:v="urn:schemas-microsoft-com:vml" xmlns:wp14="http://schemas.microsoft.com/office/word/2010/wordprocessingDrawing" xmlns:wp="http://schemas.openxmlformats.org/drawingml/2006/wordprocessingDrawing" xmlns:w10="urn:schemas-microsoft-com:office:word" xmlns:w="http://schemas.openxmlformats.org/wordprocessingml/2006/main" xmlns:w14="http://schemas.microsoft.com/office/word/2010/wordml" xmlns:w15="http://schemas.microsoft.com/office/word/2012/wordml" xmlns:w16cei="http://schemas.microsoft.com/office/word/2026/wordml/cei" xmlns:w16cex="http://schemas.microsoft.com/office/word/2018/wordml/cex" xmlns:w16cid="http://schemas.microsoft.com/office/word/2016/wordml/cid" xmlns:w16="http://schemas.microsoft.com/office/word/2018/wordml" xmlns:w16du="http://schemas.microsoft.com/office/word/2023/wordml/word16du" xmlns:w16sdtdh="http://schemas.microsoft.com/office/word/2020/wordml/sdtdatahash" xmlns:w16sdtfl="http://schemas.microsoft.com/office/word/2024/wordml/sdtformatlock" xmlns:w16se="http://schemas.microsoft.com/office/word/2015/wordml/symex" xmlns:wpg="http://schemas.microsoft.com/office/word/2010/wordprocessingGroup" xmlns:wpi="http://schemas.microsoft.com/office/word/2010/wordprocessingInk" xmlns:wne="http://schemas.microsoft.com/office/word/2006/wordml" xmlns:wps="http://schemas.microsoft.com/office/word/2010/wordprocessingShape" mc:Ignorable="w14 w15 w16se w16cid w16 w16cex w16sdtdh w16sdtfl w16du wp14">
   <w:p>
     <w:pPr>
       <w:pStyle w:val="Header"/>
@@ -1704,29 +1887,7 @@
         <w:sz w:val="20"/>
         <w:szCs w:val="20"/>
       </w:rPr>
-      <w:t xml:space="preserve">Las </w:t>
-    </w:r>
-    <w:proofErr w:type="spellStart"/>
-    <w:r>
-      <w:rPr>
-        <w:rFonts w:ascii="Trajan Pro" w:hAnsi="Trajan Pro" w:cs="Tahoma"/>
-        <w:b/>
-        <w:bCs/>
-        <w:sz w:val="20"/>
-        <w:szCs w:val="20"/>
-      </w:rPr>
-      <w:t>Piñas</w:t>
-    </w:r>
-    <w:proofErr w:type="spellEnd"/>
-    <w:r>
-      <w:rPr>
-        <w:rFonts w:ascii="Trajan Pro" w:hAnsi="Trajan Pro" w:cs="Tahoma"/>
-        <w:b/>
-        <w:bCs/>
-        <w:sz w:val="20"/>
-        <w:szCs w:val="20"/>
-      </w:rPr>
-      <w:t xml:space="preserve"> North National High School</w:t>
+      <w:t>Las Piñas North National High School</w:t>
     </w:r>
   </w:p>
   <w:p>
@@ -1744,7 +1905,6 @@
         <w:szCs w:val="20"/>
       </w:rPr>
     </w:pPr>
-    <w:proofErr w:type="spellStart"/>
     <w:r>
       <w:rPr>
         <w:rStyle w:val="2iem"/>
@@ -1752,64 +1912,14 @@
         <w:sz w:val="20"/>
         <w:szCs w:val="20"/>
       </w:rPr>
-      <w:t>Vergonville</w:t>
-    </w:r>
-    <w:proofErr w:type="spellEnd"/>
-    <w:r>
-      <w:rPr>
-        <w:rStyle w:val="2iem"/>
-        <w:rFonts w:ascii="Trajan Pro" w:hAnsi="Trajan Pro" w:cstheme="minorHAnsi"/>
-        <w:sz w:val="20"/>
-        <w:szCs w:val="20"/>
-      </w:rPr>
-      <w:t xml:space="preserve"> Subd. </w:t>
-    </w:r>
-    <w:proofErr w:type="spellStart"/>
-    <w:r>
-      <w:rPr>
-        <w:rStyle w:val="2iem"/>
-        <w:rFonts w:ascii="Trajan Pro" w:hAnsi="Trajan Pro" w:cstheme="minorHAnsi"/>
-        <w:sz w:val="20"/>
-        <w:szCs w:val="20"/>
-      </w:rPr>
-      <w:t>Pulanlupa</w:t>
-    </w:r>
-    <w:proofErr w:type="spellEnd"/>
-    <w:r>
-      <w:rPr>
-        <w:rStyle w:val="2iem"/>
-        <w:rFonts w:ascii="Trajan Pro" w:hAnsi="Trajan Pro" w:cstheme="minorHAnsi"/>
-        <w:sz w:val="20"/>
-        <w:szCs w:val="20"/>
-      </w:rPr>
-      <w:t xml:space="preserve"> 2, Las </w:t>
-    </w:r>
-    <w:proofErr w:type="spellStart"/>
-    <w:r>
-      <w:rPr>
-        <w:rStyle w:val="2iem"/>
-        <w:rFonts w:ascii="Trajan Pro" w:hAnsi="Trajan Pro" w:cstheme="minorHAnsi"/>
-        <w:sz w:val="20"/>
-        <w:szCs w:val="20"/>
-      </w:rPr>
-      <w:t>Piñas</w:t>
-    </w:r>
-    <w:proofErr w:type="spellEnd"/>
-    <w:r>
-      <w:rPr>
-        <w:rStyle w:val="2iem"/>
-        <w:rFonts w:ascii="Trajan Pro" w:hAnsi="Trajan Pro" w:cstheme="minorHAnsi"/>
-        <w:sz w:val="20"/>
-        <w:szCs w:val="20"/>
-      </w:rPr>
-      <w:t xml:space="preserve"> City</w:t>
+      <w:t>Vergonville Subd. Pulanlupa 2, Las Piñas City</w:t>
     </w:r>
   </w:p>
 </w:hdr>
 </file>
 
 <file path=word/numbering.xml><?xml version="1.0" encoding="utf-8"?>
-<w:numbering xmlns:wpc="http://schemas.microsoft.com/office/word/2010/wordprocessingCanvas" xmlns:cx="http://schemas.microsoft.com/office/drawing/2014/chartex" xmlns:cx1="http://schemas.microsoft.com/office/drawing/2015/9/8/chartex" xmlns:cx2="http://schemas.microsoft.com/office/drawing/2015/10/21/chartex" xmlns:cx3="http://schemas.microsoft.com/office/drawing/2016/5/9/chartex" xmlns:cx4="http://schemas.microsoft.com/office/drawing/2016/5/10/chartex" xmlns:cx5="http://schemas.microsoft.com/office/drawing/2016/5/11/chartex" xmlns:cx6="http://schemas.microsoft.com/office/drawing/2016/5/12/chartex" xmlns:cx7="http://schemas.microsoft.com/office/drawing/2016/5/13/chartex" xmlns:cx8="http://schemas.microsoft.com/office/drawing/2016/5/14/chartex" xmlns:mc="http://schemas.openxmlformats.org/markup-compatibility/2006" xmlns:aink="http://schemas.microsoft.com/office/drawing/2016/ink" xmlns:am3d="http://schemas.microsoft.com/office/drawing/2017/model3d" xmlns:o="urn:schemas-microsoft-com:office:office" xmlns:oel="http://schemas.microsoft.com/office/2019/extlst" xmlns:r="http://schemas.openxmlformats.org/officeDocument/2006/relationships" xmlns:m="http://schemas.openxmlformats.org/officeDocument/2006/math" xmlns:v="urn:schemas-microsoft-com:vml" xmlns:wp14="http://schemas.microsoft.com/office/word/2010/wordprocessingDrawing" xmlns:wp="http://schemas.openxmlformats.org/drawingml/2006/wordprocessingDrawing" xmlns:w10="urn:schemas-microsoft-com:office:word" xmlns:w="http://schemas.openxmlformats.org/wordprocessingml/2006/main" xmlns:w14="http://schemas.microsoft.com/office/word/2010/wordml" xmlns:w15="http://schemas.microsoft.com/office/word/2012/wordml" xmlns:w16cex="http://schemas.microsoft.com/office/word/2018/wordml/cex" xmlns:w16cid="http://schemas.microsoft.com/office/word/2016/wordml/cid" xmlns:w16="http://schemas.microsoft.com/office/word/2018/wordml" xmlns:w16du="http://schemas.microsoft.com/office/word/2023/wordml/word16du" xmlns:w16sdtdh="http://schemas.microsoft.com/office/word/2020/wordml/sdtdatahash" xmlns:w16sdtfl="http://schemas.microsoft.com/office/word/2024/wordml/sdtformatlock" xmlns:w16se="http://schemas.microsoft.com/office/word/2015/wordml/symex" xmlns:wpg="http://schemas.microsoft.com/office/word/2010/wordprocessingGroup" xmlns:wpi="http://schemas.microsoft.com/office/word/2010/wordprocessingInk" xmlns:wne="http://schemas.microsoft.com/office/word/2006/wordml" xmlns:wps="http://schemas.microsoft.com/office/word/2010/wordprocessingShape" mc:Ignorable="w14 w15 w16se w16cid w16 w16cex w16sdtdh w16sdtfl w16du wp14">
+<w:numbering xmlns:wpc="http://schemas.microsoft.com/office/word/2010/wordprocessingCanvas" xmlns:cx="http://schemas.microsoft.com/office/drawing/2014/chartex" xmlns:cx1="http://schemas.microsoft.com/office/drawing/2015/9/8/chartex" xmlns:cx2="http://schemas.microsoft.com/office/drawing/2015/10/21/chartex" xmlns:cx3="http://schemas.microsoft.com/office/drawing/2016/5/9/chartex" xmlns:cx4="http://schemas.microsoft.com/office/drawing/2016/5/10/chartex" xmlns:cx5="http://schemas.microsoft.com/office/drawing/2016/5/11/chartex" xmlns:cx6="http://schemas.microsoft.com/office/drawing/2016/5/12/chartex" xmlns:cx7="http://schemas.microsoft.com/office/drawing/2016/5/13/chartex" xmlns:cx8="http://schemas.microsoft.com/office/drawing/2016/5/14/chartex" xmlns:mc="http://schemas.openxmlformats.org/markup-compatibility/2006" xmlns:aink="http://schemas.microsoft.com/office/drawing/2016/ink" xmlns:am3d="http://schemas.microsoft.com/office/drawing/2017/model3d" xmlns:o="urn:schemas-microsoft-com:office:office" xmlns:oel="http://schemas.microsoft.com/office/2019/extlst" xmlns:r="http://schemas.openxmlformats.org/officeDocument/2006/relationships" xmlns:m="http://schemas.openxmlformats.org/officeDocument/2006/math" xmlns:v="urn:schemas-microsoft-com:vml" xmlns:wp14="http://schemas.microsoft.com/office/word/2010/wordprocessingDrawing" xmlns:wp="http://schemas.openxmlformats.org/drawingml/2006/wordprocessingDrawing" xmlns:w10="urn:schemas-microsoft-com:office:word" xmlns:w="http://schemas.openxmlformats.org/wordprocessingml/2006/main" xmlns:w14="http://schemas.microsoft.com/office/word/2010/wordml" xmlns:w15="http://schemas.microsoft.com/office/word/2012/wordml" xmlns:w16cei="http://schemas.microsoft.com/office/word/2026/wordml/cei" xmlns:w16cex="http://schemas.microsoft.com/office/word/2018/wordml/cex" xmlns:w16cid="http://schemas.microsoft.com/office/word/2016/wordml/cid" xmlns:w16="http://schemas.microsoft.com/office/word/2018/wordml" xmlns:w16du="http://schemas.microsoft.com/office/word/2023/wordml/word16du" xmlns:w16sdtdh="http://schemas.microsoft.com/office/word/2020/wordml/sdtdatahash" xmlns:w16sdtfl="http://schemas.microsoft.com/office/word/2024/wordml/sdtformatlock" xmlns:w16se="http://schemas.microsoft.com/office/word/2015/wordml/symex" xmlns:wpg="http://schemas.microsoft.com/office/word/2010/wordprocessingGroup" xmlns:wpi="http://schemas.microsoft.com/office/word/2010/wordprocessingInk" xmlns:wne="http://schemas.microsoft.com/office/word/2006/wordml" xmlns:wps="http://schemas.microsoft.com/office/word/2010/wordprocessingShape" mc:Ignorable="w14 w15 w16se w16cid w16 w16cex w16sdtdh w16sdtfl w16du wp14">
   <w:abstractNum w:abstractNumId="0" w15:restartNumberingAfterBreak="0">
     <w:nsid w:val="2D1B2238"/>
     <w:multiLevelType w:val="hybridMultilevel"/>
@@ -2815,6 +2925,7 @@
   <w:style w:type="character" w:default="1" w:styleId="DefaultParagraphFont">
     <w:name w:val="Default Paragraph Font"/>
     <w:uiPriority w:val="1"/>
+    <w:semiHidden/>
     <w:unhideWhenUsed/>
   </w:style>
   <w:style w:type="table" w:default="1" w:styleId="TableNormal">
@@ -3082,6 +3193,15 @@
       <w:szCs w:val="16"/>
       <w:lang w:eastAsia="en-PH"/>
     </w:rPr>
+  </w:style>
+  <w:style w:type="paragraph" w:styleId="NoSpacing">
+    <w:name w:val="No Spacing"/>
+    <w:uiPriority w:val="1"/>
+    <w:qFormat/>
+    <w:rsid w:val="003C5BC5"/>
+    <w:pPr>
+      <w:spacing w:after="0" w:line="240" w:lineRule="auto"/>
+    </w:pPr>
   </w:style>
 </w:styles>
 </file>
